--- a/Glass/Doc/Patch Instructions.docx
+++ b/Glass/Doc/Patch Instructions.docx
@@ -1984,7 +1984,13 @@
         <w:t>Size.</w:t>
       </w:r>
       <w:r>
-        <w:t xml:space="preserve"> Historically small and fixed. Two spawn IDs plus a small amount of additional data.</w:t>
+        <w:t xml:space="preserve"> Historically small and fixed</w:t>
+      </w:r>
+      <w:r>
+        <w:t xml:space="preserve"> (40 bytes)</w:t>
+      </w:r>
+      <w:r>
+        <w:t>. Two spawn IDs plus a small amount of additional data.</w:t>
       </w:r>
     </w:p>
     <w:p>
